--- a/docs/Anexo-Incidencias.docx
+++ b/docs/Anexo-Incidencias.docx
@@ -92,7 +92,7 @@
           <w:sz w:val="19"/>
           <w:szCs w:val="19"/>
         </w:rPr>
-        <w:t xml:space="preserve">Dieciséis defectos. </w:t>
+        <w:t xml:space="preserve">Veintisiete defectos. </w:t>
       </w:r>
       <w:r>
         <w:rPr>
@@ -5729,6 +5729,1118 @@
           <w:sz w:val="21"/>
           <w:szCs w:val="21"/>
         </w:rPr>
+        <w:t xml:space="preserve">Bloque 6 — Aparecieron al poner en marcha Jenkins</w:t>
+      </w:r>
+    </w:p>
+    <w:p>
+      <w:pPr>
+        <w:pStyle w:val="Heading2"/>
+        <w:spacing w:after="60" w:before="160"/>
+      </w:pPr>
+      <w:r>
+        <w:rPr>
+          <w:rFonts w:ascii="Calibri" w:cs="Calibri" w:eastAsia="Calibri" w:hAnsi="Calibri"/>
+          <w:b/>
+          <w:bCs/>
+          <w:color w:val="2E5F8A"/>
+          <w:sz w:val="21"/>
+          <w:szCs w:val="21"/>
+        </w:rPr>
+        <w:t xml:space="preserve">22. El perfil de baja memoria nunca se aplicaba dentro de Jenkins</w:t>
+      </w:r>
+    </w:p>
+    <w:p>
+      <w:pPr>
+        <w:spacing w:after="80" w:line="240"/>
+      </w:pPr>
+      <w:r>
+        <w:rPr>
+          <w:rFonts w:ascii="Calibri" w:cs="Calibri" w:eastAsia="Calibri" w:hAnsi="Calibri"/>
+          <w:b/>
+          <w:bCs/>
+          <w:sz w:val="19"/>
+          <w:szCs w:val="19"/>
+        </w:rPr>
+        <w:t xml:space="preserve">Síntoma.</w:t>
+      </w:r>
+      <w:r>
+        <w:rPr>
+          <w:rFonts w:ascii="Calibri" w:cs="Calibri" w:eastAsia="Calibri" w:hAnsi="Calibri"/>
+          <w:sz w:val="19"/>
+          <w:szCs w:val="19"/>
+        </w:rPr>
+        <w:t xml:space="preserve"> El build #5 dejó colgado el motor de Docker (errores 500 y 502 en cualquier llamada). El log decía «Perfil de BAJA MEMORIA activo».</w:t>
+      </w:r>
+    </w:p>
+    <w:p>
+      <w:pPr>
+        <w:spacing w:after="80" w:line="240"/>
+      </w:pPr>
+      <w:r>
+        <w:rPr>
+          <w:rFonts w:ascii="Calibri" w:cs="Calibri" w:eastAsia="Calibri" w:hAnsi="Calibri"/>
+          <w:b/>
+          <w:bCs/>
+          <w:sz w:val="19"/>
+          <w:szCs w:val="19"/>
+        </w:rPr>
+        <w:t xml:space="preserve">Por qué engañaba.</w:t>
+      </w:r>
+      <w:r>
+        <w:rPr>
+          <w:rFonts w:ascii="Calibri" w:cs="Calibri" w:eastAsia="Calibri" w:hAnsi="Calibri"/>
+          <w:sz w:val="19"/>
+          <w:szCs w:val="19"/>
+        </w:rPr>
+        <w:t xml:space="preserve"> El log afirmaba lo contrario de lo que pasaba. Al inspeccionar los contenedores, Mongo corría </w:t>
+      </w:r>
+      <w:r>
+        <w:rPr>
+          <w:rFonts w:ascii="Calibri" w:cs="Calibri" w:eastAsia="Calibri" w:hAnsi="Calibri"/>
+          <w:b/>
+          <w:bCs/>
+          <w:sz w:val="19"/>
+          <w:szCs w:val="19"/>
+        </w:rPr>
+        <w:t xml:space="preserve">sin límite</w:t>
+      </w:r>
+      <w:r>
+        <w:rPr>
+          <w:rFonts w:ascii="Calibri" w:cs="Calibri" w:eastAsia="Calibri" w:hAnsi="Calibri"/>
+          <w:sz w:val="19"/>
+          <w:szCs w:val="19"/>
+        </w:rPr>
+        <w:t xml:space="preserve"> y con 1 GB de caché, y Spark con </w:t>
+      </w:r>
+      <w:r>
+        <w:rPr>
+          <w:rFonts w:ascii="Calibri" w:cs="Calibri" w:eastAsia="Calibri" w:hAnsi="Calibri"/>
+          <w:b/>
+          <w:bCs/>
+          <w:sz w:val="19"/>
+          <w:szCs w:val="19"/>
+        </w:rPr>
+        <w:t xml:space="preserve">dos</w:t>
+      </w:r>
+      <w:r>
+        <w:rPr>
+          <w:rFonts w:ascii="Calibri" w:cs="Calibri" w:eastAsia="Calibri" w:hAnsi="Calibri"/>
+          <w:sz w:val="19"/>
+          <w:szCs w:val="19"/>
+        </w:rPr>
+        <w:t xml:space="preserve"> workers de 2 GB: el perfil estándar. El build #4, en verde, tampoco lo había aplicado; pasó porque no ejecutó Spark.</w:t>
+      </w:r>
+    </w:p>
+    <w:p>
+      <w:pPr>
+        <w:spacing w:after="80" w:line="240"/>
+      </w:pPr>
+      <w:r>
+        <w:rPr>
+          <w:rFonts w:ascii="Calibri" w:cs="Calibri" w:eastAsia="Calibri" w:hAnsi="Calibri"/>
+          <w:b/>
+          <w:bCs/>
+          <w:sz w:val="19"/>
+          <w:szCs w:val="19"/>
+        </w:rPr>
+        <w:t xml:space="preserve">Causa.</w:t>
+      </w:r>
+      <w:r>
+        <w:rPr>
+          <w:rFonts w:ascii="Calibri" w:cs="Calibri" w:eastAsia="Calibri" w:hAnsi="Calibri"/>
+          <w:sz w:val="19"/>
+          <w:szCs w:val="19"/>
+        </w:rPr>
+        <w:t xml:space="preserve"> En un pipeline declarativo, una variable del bloque </w:t>
+      </w:r>
+      <w:r>
+        <w:rPr>
+          <w:rFonts w:ascii="Consolas" w:cs="Consolas" w:eastAsia="Consolas" w:hAnsi="Consolas"/>
+          <w:sz w:val="16"/>
+          <w:szCs w:val="16"/>
+        </w:rPr>
+        <w:t xml:space="preserve">environment {}</w:t>
+      </w:r>
+      <w:r>
+        <w:rPr>
+          <w:rFonts w:ascii="Calibri" w:cs="Calibri" w:eastAsia="Calibri" w:hAnsi="Calibri"/>
+          <w:sz w:val="19"/>
+          <w:szCs w:val="19"/>
+        </w:rPr>
+        <w:t xml:space="preserve"> </w:t>
+      </w:r>
+      <w:r>
+        <w:rPr>
+          <w:rFonts w:ascii="Calibri" w:cs="Calibri" w:eastAsia="Calibri" w:hAnsi="Calibri"/>
+          <w:b/>
+          <w:bCs/>
+          <w:sz w:val="19"/>
+          <w:szCs w:val="19"/>
+        </w:rPr>
+        <w:t xml:space="preserve">no se puede sobrescribir</w:t>
+      </w:r>
+      <w:r>
+        <w:rPr>
+          <w:rFonts w:ascii="Calibri" w:cs="Calibri" w:eastAsia="Calibri" w:hAnsi="Calibri"/>
+          <w:sz w:val="19"/>
+          <w:szCs w:val="19"/>
+        </w:rPr>
+        <w:t xml:space="preserve"> después con </w:t>
+      </w:r>
+      <w:r>
+        <w:rPr>
+          <w:rFonts w:ascii="Consolas" w:cs="Consolas" w:eastAsia="Consolas" w:hAnsi="Consolas"/>
+          <w:sz w:val="16"/>
+          <w:szCs w:val="16"/>
+        </w:rPr>
+        <w:t xml:space="preserve">env.COMPOSE_FILE = …</w:t>
+      </w:r>
+      <w:r>
+        <w:rPr>
+          <w:rFonts w:ascii="Calibri" w:cs="Calibri" w:eastAsia="Calibri" w:hAnsi="Calibri"/>
+          <w:sz w:val="19"/>
+          <w:szCs w:val="19"/>
+        </w:rPr>
+        <w:t xml:space="preserve">. La asignación se ignora sin ningún aviso.</w:t>
+      </w:r>
+    </w:p>
+    <w:p>
+      <w:pPr>
+        <w:spacing w:after="80" w:line="240"/>
+      </w:pPr>
+      <w:r>
+        <w:rPr>
+          <w:rFonts w:ascii="Calibri" w:cs="Calibri" w:eastAsia="Calibri" w:hAnsi="Calibri"/>
+          <w:b/>
+          <w:bCs/>
+          <w:sz w:val="19"/>
+          <w:szCs w:val="19"/>
+        </w:rPr>
+        <w:t xml:space="preserve">Corrección.</w:t>
+      </w:r>
+      <w:r>
+        <w:rPr>
+          <w:rFonts w:ascii="Calibri" w:cs="Calibri" w:eastAsia="Calibri" w:hAnsi="Calibri"/>
+          <w:sz w:val="19"/>
+          <w:szCs w:val="19"/>
+        </w:rPr>
+        <w:t xml:space="preserve"> </w:t>
+      </w:r>
+      <w:r>
+        <w:rPr>
+          <w:rFonts w:ascii="Consolas" w:cs="Consolas" w:eastAsia="Consolas" w:hAnsi="Consolas"/>
+          <w:sz w:val="16"/>
+          <w:szCs w:val="16"/>
+        </w:rPr>
+        <w:t xml:space="preserve">COMPOSE_FILE</w:t>
+      </w:r>
+      <w:r>
+        <w:rPr>
+          <w:rFonts w:ascii="Calibri" w:cs="Calibri" w:eastAsia="Calibri" w:hAnsi="Calibri"/>
+          <w:sz w:val="19"/>
+          <w:szCs w:val="19"/>
+        </w:rPr>
+        <w:t xml:space="preserve"> sale del bloque </w:t>
+      </w:r>
+      <w:r>
+        <w:rPr>
+          <w:rFonts w:ascii="Consolas" w:cs="Consolas" w:eastAsia="Consolas" w:hAnsi="Consolas"/>
+          <w:sz w:val="16"/>
+          <w:szCs w:val="16"/>
+        </w:rPr>
+        <w:t xml:space="preserve">environment</w:t>
+      </w:r>
+      <w:r>
+        <w:rPr>
+          <w:rFonts w:ascii="Calibri" w:cs="Calibri" w:eastAsia="Calibri" w:hAnsi="Calibri"/>
+          <w:sz w:val="19"/>
+          <w:szCs w:val="19"/>
+        </w:rPr>
+        <w:t xml:space="preserve"> y se fija en la etapa</w:t>
+      </w:r>
+    </w:p>
+    <w:p>
+      <w:pPr>
+        <w:pStyle w:val="ListParagraph"/>
+        <w:numPr>
+          <w:ilvl w:val="0"/>
+          <w:numId w:val="2"/>
+        </w:numPr>
+        <w:spacing w:after="40" w:line="240"/>
+      </w:pPr>
+      <w:r>
+        <w:rPr>
+          <w:rFonts w:ascii="Calibri" w:cs="Calibri" w:eastAsia="Calibri" w:hAnsi="Calibri"/>
+          <w:sz w:val="19"/>
+          <w:szCs w:val="19"/>
+        </w:rPr>
+        <w:t xml:space="preserve">Si la detección de RAM falla se elige el perfil </w:t>
+      </w:r>
+      <w:r>
+        <w:rPr>
+          <w:rFonts w:ascii="Calibri" w:cs="Calibri" w:eastAsia="Calibri" w:hAnsi="Calibri"/>
+          <w:b/>
+          <w:bCs/>
+          <w:sz w:val="19"/>
+          <w:szCs w:val="19"/>
+        </w:rPr>
+        <w:t xml:space="preserve">bajo</w:t>
+      </w:r>
+      <w:r>
+        <w:rPr>
+          <w:rFonts w:ascii="Calibri" w:cs="Calibri" w:eastAsia="Calibri" w:hAnsi="Calibri"/>
+          <w:sz w:val="19"/>
+          <w:szCs w:val="19"/>
+        </w:rPr>
+        <w:t xml:space="preserve"> (antes caía al</w:t>
+      </w:r>
+    </w:p>
+    <w:p>
+      <w:pPr>
+        <w:spacing w:after="80" w:line="240"/>
+      </w:pPr>
+      <w:r>
+        <w:rPr>
+          <w:rFonts w:ascii="Calibri" w:cs="Calibri" w:eastAsia="Calibri" w:hAnsi="Calibri"/>
+          <w:sz w:val="19"/>
+          <w:szCs w:val="19"/>
+        </w:rPr>
+        <w:t xml:space="preserve">estándar, el que más memoria pide). Y la etapa 5 </w:t>
+      </w:r>
+      <w:r>
+        <w:rPr>
+          <w:rFonts w:ascii="Calibri" w:cs="Calibri" w:eastAsia="Calibri" w:hAnsi="Calibri"/>
+          <w:b/>
+          <w:bCs/>
+          <w:sz w:val="19"/>
+          <w:szCs w:val="19"/>
+        </w:rPr>
+        <w:t xml:space="preserve">verifica</w:t>
+      </w:r>
+      <w:r>
+        <w:rPr>
+          <w:rFonts w:ascii="Calibri" w:cs="Calibri" w:eastAsia="Calibri" w:hAnsi="Calibri"/>
+          <w:sz w:val="19"/>
+          <w:szCs w:val="19"/>
+        </w:rPr>
+        <w:t xml:space="preserve"> que Mongo tenga límite de memoria y hace fallar el build si no lo tiene: un perfil anunciado pero no aplicado ya no puede pasar desapercibido.</w:t>
+      </w:r>
+    </w:p>
+    <w:p>
+      <w:pPr>
+        <w:pStyle w:val="Heading2"/>
+        <w:spacing w:after="60" w:before="160"/>
+      </w:pPr>
+      <w:r>
+        <w:rPr>
+          <w:rFonts w:ascii="Calibri" w:cs="Calibri" w:eastAsia="Calibri" w:hAnsi="Calibri"/>
+          <w:b/>
+          <w:bCs/>
+          <w:color w:val="2E5F8A"/>
+          <w:sz w:val="21"/>
+          <w:szCs w:val="21"/>
+        </w:rPr>
+        <w:t xml:space="preserve">23. Abortar un build no detiene los contenedores que lanzó</w:t>
+      </w:r>
+    </w:p>
+    <w:p>
+      <w:pPr>
+        <w:spacing w:after="80" w:line="240"/>
+      </w:pPr>
+      <w:r>
+        <w:rPr>
+          <w:rFonts w:ascii="Calibri" w:cs="Calibri" w:eastAsia="Calibri" w:hAnsi="Calibri"/>
+          <w:b/>
+          <w:bCs/>
+          <w:sz w:val="19"/>
+          <w:szCs w:val="19"/>
+        </w:rPr>
+        <w:t xml:space="preserve">Síntoma.</w:t>
+      </w:r>
+      <w:r>
+        <w:rPr>
+          <w:rFonts w:ascii="Calibri" w:cs="Calibri" w:eastAsia="Calibri" w:hAnsi="Calibri"/>
+          <w:sz w:val="19"/>
+          <w:szCs w:val="19"/>
+        </w:rPr>
+        <w:t xml:space="preserve"> Tras abortar el build #5, el trabajo de Spark siguió vivo </w:t>
+      </w:r>
+      <w:r>
+        <w:rPr>
+          <w:rFonts w:ascii="Calibri" w:cs="Calibri" w:eastAsia="Calibri" w:hAnsi="Calibri"/>
+          <w:b/>
+          <w:bCs/>
+          <w:sz w:val="19"/>
+          <w:szCs w:val="19"/>
+        </w:rPr>
+        <w:t xml:space="preserve">40 minutos</w:t>
+      </w:r>
+      <w:r>
+        <w:rPr>
+          <w:rFonts w:ascii="Calibri" w:cs="Calibri" w:eastAsia="Calibri" w:hAnsi="Calibri"/>
+          <w:sz w:val="19"/>
+          <w:szCs w:val="19"/>
+        </w:rPr>
+        <w:t xml:space="preserve">, junto con su master y sus workers, consumiendo memoria.</w:t>
+      </w:r>
+    </w:p>
+    <w:p>
+      <w:pPr>
+        <w:spacing w:after="80" w:line="240"/>
+      </w:pPr>
+      <w:r>
+        <w:rPr>
+          <w:rFonts w:ascii="Calibri" w:cs="Calibri" w:eastAsia="Calibri" w:hAnsi="Calibri"/>
+          <w:b/>
+          <w:bCs/>
+          <w:sz w:val="19"/>
+          <w:szCs w:val="19"/>
+        </w:rPr>
+        <w:t xml:space="preserve">Causa.</w:t>
+      </w:r>
+      <w:r>
+        <w:rPr>
+          <w:rFonts w:ascii="Calibri" w:cs="Calibri" w:eastAsia="Calibri" w:hAnsi="Calibri"/>
+          <w:sz w:val="19"/>
+          <w:szCs w:val="19"/>
+        </w:rPr>
+        <w:t xml:space="preserve"> Abortar detiene el proceso de Jenkins, no los contenedores que </w:t>
+      </w:r>
+      <w:r>
+        <w:rPr>
+          <w:rFonts w:ascii="Consolas" w:cs="Consolas" w:eastAsia="Consolas" w:hAnsi="Consolas"/>
+          <w:sz w:val="16"/>
+          <w:szCs w:val="16"/>
+        </w:rPr>
+        <w:t xml:space="preserve">docker compose run</w:t>
+      </w:r>
+      <w:r>
+        <w:rPr>
+          <w:rFonts w:ascii="Calibri" w:cs="Calibri" w:eastAsia="Calibri" w:hAnsi="Calibri"/>
+          <w:sz w:val="19"/>
+          <w:szCs w:val="19"/>
+        </w:rPr>
+        <w:t xml:space="preserve"> ya había creado en el demonio del host.</w:t>
+      </w:r>
+    </w:p>
+    <w:p>
+      <w:pPr>
+        <w:spacing w:after="80" w:line="240"/>
+      </w:pPr>
+      <w:r>
+        <w:rPr>
+          <w:rFonts w:ascii="Calibri" w:cs="Calibri" w:eastAsia="Calibri" w:hAnsi="Calibri"/>
+          <w:b/>
+          <w:bCs/>
+          <w:sz w:val="19"/>
+          <w:szCs w:val="19"/>
+        </w:rPr>
+        <w:t xml:space="preserve">Corrección.</w:t>
+      </w:r>
+      <w:r>
+        <w:rPr>
+          <w:rFonts w:ascii="Calibri" w:cs="Calibri" w:eastAsia="Calibri" w:hAnsi="Calibri"/>
+          <w:sz w:val="19"/>
+          <w:szCs w:val="19"/>
+        </w:rPr>
+        <w:t xml:space="preserve"> Procedimiento documentado: tras abortar, eliminar los contenedores de trabajo (</w:t>
+      </w:r>
+      <w:r>
+        <w:rPr>
+          <w:rFonts w:ascii="Consolas" w:cs="Consolas" w:eastAsia="Consolas" w:hAnsi="Consolas"/>
+          <w:sz w:val="16"/>
+          <w:szCs w:val="16"/>
+        </w:rPr>
+        <w:t xml:space="preserve">docker rm -f</w:t>
+      </w:r>
+      <w:r>
+        <w:rPr>
+          <w:rFonts w:ascii="Calibri" w:cs="Calibri" w:eastAsia="Calibri" w:hAnsi="Calibri"/>
+          <w:sz w:val="19"/>
+          <w:szCs w:val="19"/>
+        </w:rPr>
+        <w:t xml:space="preserve"> de los </w:t>
+      </w:r>
+      <w:r>
+        <w:rPr>
+          <w:rFonts w:ascii="Consolas" w:cs="Consolas" w:eastAsia="Consolas" w:hAnsi="Consolas"/>
+          <w:sz w:val="16"/>
+          <w:szCs w:val="16"/>
+        </w:rPr>
+        <w:t xml:space="preserve">*-run-*</w:t>
+      </w:r>
+      <w:r>
+        <w:rPr>
+          <w:rFonts w:ascii="Calibri" w:cs="Calibri" w:eastAsia="Calibri" w:hAnsi="Calibri"/>
+          <w:sz w:val="19"/>
+          <w:szCs w:val="19"/>
+        </w:rPr>
+        <w:t xml:space="preserve">, </w:t>
+      </w:r>
+      <w:r>
+        <w:rPr>
+          <w:rFonts w:ascii="Consolas" w:cs="Consolas" w:eastAsia="Consolas" w:hAnsi="Consolas"/>
+          <w:sz w:val="16"/>
+          <w:szCs w:val="16"/>
+        </w:rPr>
+        <w:t xml:space="preserve">spark-*</w:t>
+      </w:r>
+      <w:r>
+        <w:rPr>
+          <w:rFonts w:ascii="Calibri" w:cs="Calibri" w:eastAsia="Calibri" w:hAnsi="Calibri"/>
+          <w:sz w:val="19"/>
+          <w:szCs w:val="19"/>
+        </w:rPr>
+        <w:t xml:space="preserve">, </w:t>
+      </w:r>
+      <w:r>
+        <w:rPr>
+          <w:rFonts w:ascii="Consolas" w:cs="Consolas" w:eastAsia="Consolas" w:hAnsi="Consolas"/>
+          <w:sz w:val="16"/>
+          <w:szCs w:val="16"/>
+        </w:rPr>
+        <w:t xml:space="preserve">dask-*</w:t>
+      </w:r>
+      <w:r>
+        <w:rPr>
+          <w:rFonts w:ascii="Calibri" w:cs="Calibri" w:eastAsia="Calibri" w:hAnsi="Calibri"/>
+          <w:sz w:val="19"/>
+          <w:szCs w:val="19"/>
+        </w:rPr>
+        <w:t xml:space="preserve">).</w:t>
+      </w:r>
+    </w:p>
+    <w:p>
+      <w:pPr>
+        <w:pStyle w:val="Heading2"/>
+        <w:spacing w:after="60" w:before="160"/>
+      </w:pPr>
+      <w:r>
+        <w:rPr>
+          <w:rFonts w:ascii="Calibri" w:cs="Calibri" w:eastAsia="Calibri" w:hAnsi="Calibri"/>
+          <w:b/>
+          <w:bCs/>
+          <w:color w:val="2E5F8A"/>
+          <w:sz w:val="21"/>
+          <w:szCs w:val="21"/>
+        </w:rPr>
+        <w:t xml:space="preserve">24. Los valores por defecto de los parámetros cambian un build tarde</w:t>
+      </w:r>
+    </w:p>
+    <w:p>
+      <w:pPr>
+        <w:spacing w:after="80" w:line="240"/>
+      </w:pPr>
+      <w:r>
+        <w:rPr>
+          <w:rFonts w:ascii="Calibri" w:cs="Calibri" w:eastAsia="Calibri" w:hAnsi="Calibri"/>
+          <w:b/>
+          <w:bCs/>
+          <w:sz w:val="19"/>
+          <w:szCs w:val="19"/>
+        </w:rPr>
+        <w:t xml:space="preserve">Síntoma.</w:t>
+      </w:r>
+      <w:r>
+        <w:rPr>
+          <w:rFonts w:ascii="Calibri" w:cs="Calibri" w:eastAsia="Calibri" w:hAnsi="Calibri"/>
+          <w:sz w:val="19"/>
+          <w:szCs w:val="19"/>
+        </w:rPr>
+        <w:t xml:space="preserve"> Se cambiaron </w:t>
+      </w:r>
+      <w:r>
+        <w:rPr>
+          <w:rFonts w:ascii="Consolas" w:cs="Consolas" w:eastAsia="Consolas" w:hAnsi="Consolas"/>
+          <w:sz w:val="16"/>
+          <w:szCs w:val="16"/>
+        </w:rPr>
+        <w:t xml:space="preserve">RUN_INGESTION</w:t>
+      </w:r>
+      <w:r>
+        <w:rPr>
+          <w:rFonts w:ascii="Calibri" w:cs="Calibri" w:eastAsia="Calibri" w:hAnsi="Calibri"/>
+          <w:sz w:val="19"/>
+          <w:szCs w:val="19"/>
+        </w:rPr>
+        <w:t xml:space="preserve"> y </w:t>
+      </w:r>
+      <w:r>
+        <w:rPr>
+          <w:rFonts w:ascii="Consolas" w:cs="Consolas" w:eastAsia="Consolas" w:hAnsi="Consolas"/>
+          <w:sz w:val="16"/>
+          <w:szCs w:val="16"/>
+        </w:rPr>
+        <w:t xml:space="preserve">RUN_SPARK</w:t>
+      </w:r>
+      <w:r>
+        <w:rPr>
+          <w:rFonts w:ascii="Calibri" w:cs="Calibri" w:eastAsia="Calibri" w:hAnsi="Calibri"/>
+          <w:sz w:val="19"/>
+          <w:szCs w:val="19"/>
+        </w:rPr>
+        <w:t xml:space="preserve"> a «desactivado» por defecto, y el build disparado por ese mismo push (#6) </w:t>
+      </w:r>
+      <w:r>
+        <w:rPr>
+          <w:rFonts w:ascii="Calibri" w:cs="Calibri" w:eastAsia="Calibri" w:hAnsi="Calibri"/>
+          <w:b/>
+          <w:bCs/>
+          <w:sz w:val="19"/>
+          <w:szCs w:val="19"/>
+        </w:rPr>
+        <w:t xml:space="preserve">ejecutó</w:t>
+      </w:r>
+      <w:r>
+        <w:rPr>
+          <w:rFonts w:ascii="Calibri" w:cs="Calibri" w:eastAsia="Calibri" w:hAnsi="Calibri"/>
+          <w:sz w:val="19"/>
+          <w:szCs w:val="19"/>
+        </w:rPr>
+        <w:t xml:space="preserve"> la ingesta y Spark igualmente.</w:t>
+      </w:r>
+    </w:p>
+    <w:p>
+      <w:pPr>
+        <w:spacing w:after="80" w:line="240"/>
+      </w:pPr>
+      <w:r>
+        <w:rPr>
+          <w:rFonts w:ascii="Calibri" w:cs="Calibri" w:eastAsia="Calibri" w:hAnsi="Calibri"/>
+          <w:b/>
+          <w:bCs/>
+          <w:sz w:val="19"/>
+          <w:szCs w:val="19"/>
+        </w:rPr>
+        <w:t xml:space="preserve">Causa.</w:t>
+      </w:r>
+      <w:r>
+        <w:rPr>
+          <w:rFonts w:ascii="Calibri" w:cs="Calibri" w:eastAsia="Calibri" w:hAnsi="Calibri"/>
+          <w:sz w:val="19"/>
+          <w:szCs w:val="19"/>
+        </w:rPr>
+        <w:t xml:space="preserve"> Jenkins registra los parámetros declarados en el </w:t>
+      </w:r>
+      <w:r>
+        <w:rPr>
+          <w:rFonts w:ascii="Consolas" w:cs="Consolas" w:eastAsia="Consolas" w:hAnsi="Consolas"/>
+          <w:sz w:val="16"/>
+          <w:szCs w:val="16"/>
+        </w:rPr>
+        <w:t xml:space="preserve">Jenkinsfile</w:t>
+      </w:r>
+      <w:r>
+        <w:rPr>
+          <w:rFonts w:ascii="Calibri" w:cs="Calibri" w:eastAsia="Calibri" w:hAnsi="Calibri"/>
+          <w:sz w:val="19"/>
+          <w:szCs w:val="19"/>
+        </w:rPr>
+        <w:t xml:space="preserve"> </w:t>
+      </w:r>
+      <w:r>
+        <w:rPr>
+          <w:rFonts w:ascii="Calibri" w:cs="Calibri" w:eastAsia="Calibri" w:hAnsi="Calibri"/>
+          <w:b/>
+          <w:bCs/>
+          <w:sz w:val="19"/>
+          <w:szCs w:val="19"/>
+        </w:rPr>
+        <w:t xml:space="preserve">al terminar de cargarlo</w:t>
+      </w:r>
+      <w:r>
+        <w:rPr>
+          <w:rFonts w:ascii="Calibri" w:cs="Calibri" w:eastAsia="Calibri" w:hAnsi="Calibri"/>
+          <w:sz w:val="19"/>
+          <w:szCs w:val="19"/>
+        </w:rPr>
+        <w:t xml:space="preserve">. Un build disparado por webhook usa los valores de la versión anterior; el cambio surte efecto desde el build siguiente.</w:t>
+      </w:r>
+    </w:p>
+    <w:p>
+      <w:pPr>
+        <w:pStyle w:val="Heading2"/>
+        <w:spacing w:after="60" w:before="160"/>
+      </w:pPr>
+      <w:r>
+        <w:rPr>
+          <w:rFonts w:ascii="Calibri" w:cs="Calibri" w:eastAsia="Calibri" w:hAnsi="Calibri"/>
+          <w:b/>
+          <w:bCs/>
+          <w:color w:val="2E5F8A"/>
+          <w:sz w:val="21"/>
+          <w:szCs w:val="21"/>
+        </w:rPr>
+        <w:t xml:space="preserve">25. El rollback levantaba todos los motores a la vez</w:t>
+      </w:r>
+    </w:p>
+    <w:p>
+      <w:pPr>
+        <w:spacing w:after="80" w:line="240"/>
+      </w:pPr>
+      <w:r>
+        <w:rPr>
+          <w:rFonts w:ascii="Calibri" w:cs="Calibri" w:eastAsia="Calibri" w:hAnsi="Calibri"/>
+          <w:b/>
+          <w:bCs/>
+          <w:sz w:val="19"/>
+          <w:szCs w:val="19"/>
+        </w:rPr>
+        <w:t xml:space="preserve">Causa.</w:t>
+      </w:r>
+      <w:r>
+        <w:rPr>
+          <w:rFonts w:ascii="Calibri" w:cs="Calibri" w:eastAsia="Calibri" w:hAnsi="Calibri"/>
+          <w:sz w:val="19"/>
+          <w:szCs w:val="19"/>
+        </w:rPr>
+        <w:t xml:space="preserve"> El bloque </w:t>
+      </w:r>
+      <w:r>
+        <w:rPr>
+          <w:rFonts w:ascii="Consolas" w:cs="Consolas" w:eastAsia="Consolas" w:hAnsi="Consolas"/>
+          <w:sz w:val="16"/>
+          <w:szCs w:val="16"/>
+        </w:rPr>
+        <w:t xml:space="preserve">post { failure }</w:t>
+      </w:r>
+      <w:r>
+        <w:rPr>
+          <w:rFonts w:ascii="Calibri" w:cs="Calibri" w:eastAsia="Calibri" w:hAnsi="Calibri"/>
+          <w:sz w:val="19"/>
+          <w:szCs w:val="19"/>
+        </w:rPr>
+        <w:t xml:space="preserve"> restauraba Mongo, Dask, Spark y la API juntos, ignorando el perfil. En un equipo de 8 GB eso supera la RAM y podía colgar Docker </w:t>
+      </w:r>
+      <w:r>
+        <w:rPr>
+          <w:rFonts w:ascii="Calibri" w:cs="Calibri" w:eastAsia="Calibri" w:hAnsi="Calibri"/>
+          <w:b/>
+          <w:bCs/>
+          <w:sz w:val="19"/>
+          <w:szCs w:val="19"/>
+        </w:rPr>
+        <w:t xml:space="preserve">justo durante la recuperación</w:t>
+      </w:r>
+      <w:r>
+        <w:rPr>
+          <w:rFonts w:ascii="Calibri" w:cs="Calibri" w:eastAsia="Calibri" w:hAnsi="Calibri"/>
+          <w:sz w:val="19"/>
+          <w:szCs w:val="19"/>
+        </w:rPr>
+        <w:t xml:space="preserve">.</w:t>
+      </w:r>
+    </w:p>
+    <w:p>
+      <w:pPr>
+        <w:spacing w:after="80" w:line="240"/>
+      </w:pPr>
+      <w:r>
+        <w:rPr>
+          <w:rFonts w:ascii="Calibri" w:cs="Calibri" w:eastAsia="Calibri" w:hAnsi="Calibri"/>
+          <w:b/>
+          <w:bCs/>
+          <w:sz w:val="19"/>
+          <w:szCs w:val="19"/>
+        </w:rPr>
+        <w:t xml:space="preserve">Corrección.</w:t>
+      </w:r>
+      <w:r>
+        <w:rPr>
+          <w:rFonts w:ascii="Calibri" w:cs="Calibri" w:eastAsia="Calibri" w:hAnsi="Calibri"/>
+          <w:sz w:val="19"/>
+          <w:szCs w:val="19"/>
+        </w:rPr>
+        <w:t xml:space="preserve"> En baja memoria el rollback restaura solo el núcleo (mongo + api).</w:t>
+      </w:r>
+    </w:p>
+    <w:p>
+      <w:pPr>
+        <w:pStyle w:val="Heading2"/>
+        <w:spacing w:after="60" w:before="160"/>
+      </w:pPr>
+      <w:r>
+        <w:rPr>
+          <w:rFonts w:ascii="Calibri" w:cs="Calibri" w:eastAsia="Calibri" w:hAnsi="Calibri"/>
+          <w:b/>
+          <w:bCs/>
+          <w:color w:val="2E5F8A"/>
+          <w:sz w:val="21"/>
+          <w:szCs w:val="21"/>
+        </w:rPr>
+        <w:t xml:space="preserve">26. El secreto se interpolaba desde Groovy</w:t>
+      </w:r>
+    </w:p>
+    <w:p>
+      <w:pPr>
+        <w:spacing w:after="80" w:line="240"/>
+      </w:pPr>
+      <w:r>
+        <w:rPr>
+          <w:rFonts w:ascii="Calibri" w:cs="Calibri" w:eastAsia="Calibri" w:hAnsi="Calibri"/>
+          <w:b/>
+          <w:bCs/>
+          <w:sz w:val="19"/>
+          <w:szCs w:val="19"/>
+        </w:rPr>
+        <w:t xml:space="preserve">Síntoma.</w:t>
+      </w:r>
+      <w:r>
+        <w:rPr>
+          <w:rFonts w:ascii="Calibri" w:cs="Calibri" w:eastAsia="Calibri" w:hAnsi="Calibri"/>
+          <w:sz w:val="19"/>
+          <w:szCs w:val="19"/>
+        </w:rPr>
+        <w:t xml:space="preserve"> Aviso de Jenkins en cada build: </w:t>
+      </w:r>
+      <w:r>
+        <w:rPr>
+          <w:rFonts w:ascii="Calibri" w:cs="Calibri" w:eastAsia="Calibri" w:hAnsi="Calibri"/>
+          <w:i/>
+          <w:iCs/>
+          <w:sz w:val="19"/>
+          <w:szCs w:val="19"/>
+        </w:rPr>
+        <w:t xml:space="preserve">«A secret was passed to "writeFile" using Groovy String interpolation, which is insecure»</w:t>
+      </w:r>
+      <w:r>
+        <w:rPr>
+          <w:rFonts w:ascii="Calibri" w:cs="Calibri" w:eastAsia="Calibri" w:hAnsi="Calibri"/>
+          <w:sz w:val="19"/>
+          <w:szCs w:val="19"/>
+        </w:rPr>
+        <w:t xml:space="preserve">.</w:t>
+      </w:r>
+    </w:p>
+    <w:p>
+      <w:pPr>
+        <w:spacing w:after="80" w:line="240"/>
+      </w:pPr>
+      <w:r>
+        <w:rPr>
+          <w:rFonts w:ascii="Calibri" w:cs="Calibri" w:eastAsia="Calibri" w:hAnsi="Calibri"/>
+          <w:b/>
+          <w:bCs/>
+          <w:sz w:val="19"/>
+          <w:szCs w:val="19"/>
+        </w:rPr>
+        <w:t xml:space="preserve">Corrección.</w:t>
+      </w:r>
+      <w:r>
+        <w:rPr>
+          <w:rFonts w:ascii="Calibri" w:cs="Calibri" w:eastAsia="Calibri" w:hAnsi="Calibri"/>
+          <w:sz w:val="19"/>
+          <w:szCs w:val="19"/>
+        </w:rPr>
+        <w:t xml:space="preserve"> </w:t>
+      </w:r>
+      <w:r>
+        <w:rPr>
+          <w:rFonts w:ascii="Consolas" w:cs="Consolas" w:eastAsia="Consolas" w:hAnsi="Consolas"/>
+          <w:sz w:val="16"/>
+          <w:szCs w:val="16"/>
+        </w:rPr>
+        <w:t xml:space="preserve">writeEnvFile()</w:t>
+      </w:r>
+      <w:r>
+        <w:rPr>
+          <w:rFonts w:ascii="Calibri" w:cs="Calibri" w:eastAsia="Calibri" w:hAnsi="Calibri"/>
+          <w:sz w:val="19"/>
+          <w:szCs w:val="19"/>
+        </w:rPr>
+        <w:t xml:space="preserve"> escribe un marcador y es el shell, dentro de </w:t>
+      </w:r>
+      <w:r>
+        <w:rPr>
+          <w:rFonts w:ascii="Consolas" w:cs="Consolas" w:eastAsia="Consolas" w:hAnsi="Consolas"/>
+          <w:sz w:val="16"/>
+          <w:szCs w:val="16"/>
+        </w:rPr>
+        <w:t xml:space="preserve">withCredentials</w:t>
+      </w:r>
+      <w:r>
+        <w:rPr>
+          <w:rFonts w:ascii="Calibri" w:cs="Calibri" w:eastAsia="Calibri" w:hAnsi="Calibri"/>
+          <w:sz w:val="19"/>
+          <w:szCs w:val="19"/>
+        </w:rPr>
+        <w:t xml:space="preserve">, quien lo sustituye leyendo la variable de entorno. El secreto no pasa por ninguna cadena de Groovy; el aviso desapareció desde el build #7.</w:t>
+      </w:r>
+    </w:p>
+    <w:p>
+      <w:pPr>
+        <w:pStyle w:val="Heading2"/>
+        <w:spacing w:after="60" w:before="160"/>
+      </w:pPr>
+      <w:r>
+        <w:rPr>
+          <w:rFonts w:ascii="Calibri" w:cs="Calibri" w:eastAsia="Calibri" w:hAnsi="Calibri"/>
+          <w:b/>
+          <w:bCs/>
+          <w:color w:val="2E5F8A"/>
+          <w:sz w:val="21"/>
+          <w:szCs w:val="21"/>
+        </w:rPr>
+        <w:t xml:space="preserve">27. Las pruebas no contemplaban el conteo degradado</w:t>
+      </w:r>
+    </w:p>
+    <w:p>
+      <w:pPr>
+        <w:spacing w:after="80" w:line="240"/>
+      </w:pPr>
+      <w:r>
+        <w:rPr>
+          <w:rFonts w:ascii="Calibri" w:cs="Calibri" w:eastAsia="Calibri" w:hAnsi="Calibri"/>
+          <w:b/>
+          <w:bCs/>
+          <w:sz w:val="19"/>
+          <w:szCs w:val="19"/>
+        </w:rPr>
+        <w:t xml:space="preserve">Síntoma.</w:t>
+      </w:r>
+      <w:r>
+        <w:rPr>
+          <w:rFonts w:ascii="Calibri" w:cs="Calibri" w:eastAsia="Calibri" w:hAnsi="Calibri"/>
+          <w:sz w:val="19"/>
+          <w:szCs w:val="19"/>
+        </w:rPr>
+        <w:t xml:space="preserve"> En el build #6 fallaron 6 pruebas de integración con </w:t>
+      </w:r>
+      <w:r>
+        <w:rPr>
+          <w:rFonts w:ascii="Consolas" w:cs="Consolas" w:eastAsia="Consolas" w:hAnsi="Consolas"/>
+          <w:sz w:val="16"/>
+          <w:szCs w:val="16"/>
+        </w:rPr>
+        <w:t xml:space="preserve">TypeError: '&gt;=' not supported between instances of 'NoneType' and 'int'</w:t>
+      </w:r>
+      <w:r>
+        <w:rPr>
+          <w:rFonts w:ascii="Calibri" w:cs="Calibri" w:eastAsia="Calibri" w:hAnsi="Calibri"/>
+          <w:sz w:val="19"/>
+          <w:szCs w:val="19"/>
+        </w:rPr>
+        <w:t xml:space="preserve">.</w:t>
+      </w:r>
+    </w:p>
+    <w:p>
+      <w:pPr>
+        <w:spacing w:after="80" w:line="240"/>
+      </w:pPr>
+      <w:r>
+        <w:rPr>
+          <w:rFonts w:ascii="Calibri" w:cs="Calibri" w:eastAsia="Calibri" w:hAnsi="Calibri"/>
+          <w:b/>
+          <w:bCs/>
+          <w:sz w:val="19"/>
+          <w:szCs w:val="19"/>
+        </w:rPr>
+        <w:t xml:space="preserve">Causa.</w:t>
+      </w:r>
+      <w:r>
+        <w:rPr>
+          <w:rFonts w:ascii="Calibri" w:cs="Calibri" w:eastAsia="Calibri" w:hAnsi="Calibri"/>
+          <w:sz w:val="19"/>
+          <w:szCs w:val="19"/>
+        </w:rPr>
+        <w:t xml:space="preserve"> Con 3,4 M de documentos y la máquina al límite, el conteo superó su tiempo máximo y la API devolvió </w:t>
+      </w:r>
+      <w:r>
+        <w:rPr>
+          <w:rFonts w:ascii="Consolas" w:cs="Consolas" w:eastAsia="Consolas" w:hAnsi="Consolas"/>
+          <w:sz w:val="16"/>
+          <w:szCs w:val="16"/>
+        </w:rPr>
+        <w:t xml:space="preserve">total_matching: null</w:t>
+      </w:r>
+      <w:r>
+        <w:rPr>
+          <w:rFonts w:ascii="Calibri" w:cs="Calibri" w:eastAsia="Calibri" w:hAnsi="Calibri"/>
+          <w:sz w:val="19"/>
+          <w:szCs w:val="19"/>
+        </w:rPr>
+        <w:t xml:space="preserve"> con la marca de timeout, </w:t>
+      </w:r>
+      <w:r>
+        <w:rPr>
+          <w:rFonts w:ascii="Calibri" w:cs="Calibri" w:eastAsia="Calibri" w:hAnsi="Calibri"/>
+          <w:b/>
+          <w:bCs/>
+          <w:sz w:val="19"/>
+          <w:szCs w:val="19"/>
+        </w:rPr>
+        <w:t xml:space="preserve">tal como está diseñado</w:t>
+      </w:r>
+      <w:r>
+        <w:rPr>
+          <w:rFonts w:ascii="Calibri" w:cs="Calibri" w:eastAsia="Calibri" w:hAnsi="Calibri"/>
+          <w:sz w:val="19"/>
+          <w:szCs w:val="19"/>
+        </w:rPr>
+        <w:t xml:space="preserve">. Las pruebas comparaban ese </w:t>
+      </w:r>
+      <w:r>
+        <w:rPr>
+          <w:rFonts w:ascii="Consolas" w:cs="Consolas" w:eastAsia="Consolas" w:hAnsi="Consolas"/>
+          <w:sz w:val="16"/>
+          <w:szCs w:val="16"/>
+        </w:rPr>
+        <w:t xml:space="preserve">None</w:t>
+      </w:r>
+      <w:r>
+        <w:rPr>
+          <w:rFonts w:ascii="Calibri" w:cs="Calibri" w:eastAsia="Calibri" w:hAnsi="Calibri"/>
+          <w:sz w:val="19"/>
+          <w:szCs w:val="19"/>
+        </w:rPr>
+        <w:t xml:space="preserve"> con un entero.</w:t>
+      </w:r>
+    </w:p>
+    <w:p>
+      <w:pPr>
+        <w:spacing w:after="80" w:line="240"/>
+      </w:pPr>
+      <w:r>
+        <w:rPr>
+          <w:rFonts w:ascii="Calibri" w:cs="Calibri" w:eastAsia="Calibri" w:hAnsi="Calibri"/>
+          <w:b/>
+          <w:bCs/>
+          <w:sz w:val="19"/>
+          <w:szCs w:val="19"/>
+        </w:rPr>
+        <w:t xml:space="preserve">Corrección.</w:t>
+      </w:r>
+      <w:r>
+        <w:rPr>
+          <w:rFonts w:ascii="Calibri" w:cs="Calibri" w:eastAsia="Calibri" w:hAnsi="Calibri"/>
+          <w:sz w:val="19"/>
+          <w:szCs w:val="19"/>
+        </w:rPr>
+        <w:t xml:space="preserve"> Helpers </w:t>
+      </w:r>
+      <w:r>
+        <w:rPr>
+          <w:rFonts w:ascii="Consolas" w:cs="Consolas" w:eastAsia="Consolas" w:hAnsi="Consolas"/>
+          <w:sz w:val="16"/>
+          <w:szCs w:val="16"/>
+        </w:rPr>
+        <w:t xml:space="preserve">_total()</w:t>
+      </w:r>
+      <w:r>
+        <w:rPr>
+          <w:rFonts w:ascii="Calibri" w:cs="Calibri" w:eastAsia="Calibri" w:hAnsi="Calibri"/>
+          <w:sz w:val="19"/>
+          <w:szCs w:val="19"/>
+        </w:rPr>
+        <w:t xml:space="preserve"> y </w:t>
+      </w:r>
+      <w:r>
+        <w:rPr>
+          <w:rFonts w:ascii="Consolas" w:cs="Consolas" w:eastAsia="Consolas" w:hAnsi="Consolas"/>
+          <w:sz w:val="16"/>
+          <w:szCs w:val="16"/>
+        </w:rPr>
+        <w:t xml:space="preserve">_summary()</w:t>
+      </w:r>
+      <w:r>
+        <w:rPr>
+          <w:rFonts w:ascii="Calibri" w:cs="Calibri" w:eastAsia="Calibri" w:hAnsi="Calibri"/>
+          <w:sz w:val="19"/>
+          <w:szCs w:val="19"/>
+        </w:rPr>
+        <w:t xml:space="preserve">: </w:t>
+      </w:r>
+      <w:r>
+        <w:rPr>
+          <w:rFonts w:ascii="Consolas" w:cs="Consolas" w:eastAsia="Consolas" w:hAnsi="Consolas"/>
+          <w:sz w:val="16"/>
+          <w:szCs w:val="16"/>
+        </w:rPr>
+        <w:t xml:space="preserve">None</w:t>
+      </w:r>
+      <w:r>
+        <w:rPr>
+          <w:rFonts w:ascii="Calibri" w:cs="Calibri" w:eastAsia="Calibri" w:hAnsi="Calibri"/>
+          <w:sz w:val="19"/>
+          <w:szCs w:val="19"/>
+        </w:rPr>
+        <w:t xml:space="preserve"> </w:t>
+      </w:r>
+      <w:r>
+        <w:rPr>
+          <w:rFonts w:ascii="Calibri" w:cs="Calibri" w:eastAsia="Calibri" w:hAnsi="Calibri"/>
+          <w:b/>
+          <w:bCs/>
+          <w:sz w:val="19"/>
+          <w:szCs w:val="19"/>
+        </w:rPr>
+        <w:t xml:space="preserve">con</w:t>
+      </w:r>
+      <w:r>
+        <w:rPr>
+          <w:rFonts w:ascii="Calibri" w:cs="Calibri" w:eastAsia="Calibri" w:hAnsi="Calibri"/>
+          <w:sz w:val="19"/>
+          <w:szCs w:val="19"/>
+        </w:rPr>
+        <w:t xml:space="preserve"> la marca omite la prueba con su motivo; </w:t>
+      </w:r>
+      <w:r>
+        <w:rPr>
+          <w:rFonts w:ascii="Consolas" w:cs="Consolas" w:eastAsia="Consolas" w:hAnsi="Consolas"/>
+          <w:sz w:val="16"/>
+          <w:szCs w:val="16"/>
+        </w:rPr>
+        <w:t xml:space="preserve">None</w:t>
+      </w:r>
+      <w:r>
+        <w:rPr>
+          <w:rFonts w:ascii="Calibri" w:cs="Calibri" w:eastAsia="Calibri" w:hAnsi="Calibri"/>
+          <w:sz w:val="19"/>
+          <w:szCs w:val="19"/>
+        </w:rPr>
+        <w:t xml:space="preserve"> </w:t>
+      </w:r>
+      <w:r>
+        <w:rPr>
+          <w:rFonts w:ascii="Calibri" w:cs="Calibri" w:eastAsia="Calibri" w:hAnsi="Calibri"/>
+          <w:b/>
+          <w:bCs/>
+          <w:sz w:val="19"/>
+          <w:szCs w:val="19"/>
+        </w:rPr>
+        <w:t xml:space="preserve">sin</w:t>
+      </w:r>
+      <w:r>
+        <w:rPr>
+          <w:rFonts w:ascii="Calibri" w:cs="Calibri" w:eastAsia="Calibri" w:hAnsi="Calibri"/>
+          <w:sz w:val="19"/>
+          <w:szCs w:val="19"/>
+        </w:rPr>
+        <w:t xml:space="preserve"> la marca falla, porque eso sí sería un defecto.</w:t>
+      </w:r>
+    </w:p>
+    <w:p>
+      <w:pPr>
+        <w:pBdr>
+          <w:bottom w:val="single" w:color="C0C0C0" w:sz="6"/>
+        </w:pBdr>
+        <w:spacing w:after="120" w:before="60"/>
+      </w:pPr>
+    </w:p>
+    <w:p>
+      <w:pPr>
+        <w:pStyle w:val="Heading2"/>
+        <w:spacing w:after="80" w:before="120"/>
+      </w:pPr>
+      <w:r>
+        <w:rPr>
+          <w:rFonts w:ascii="Calibri" w:cs="Calibri" w:eastAsia="Calibri" w:hAnsi="Calibri"/>
+          <w:b/>
+          <w:bCs/>
+          <w:color w:val="404040"/>
+          <w:sz w:val="21"/>
+          <w:szCs w:val="21"/>
+        </w:rPr>
         <w:t xml:space="preserve">Errores de operación, no del sistema</w:t>
       </w:r>
     </w:p>
@@ -5869,6 +6981,142 @@
           <w:szCs w:val="19"/>
         </w:rPr>
         <w:t xml:space="preserve">. Por eso una build de Spark que había fallado se reportó como correcta.</w:t>
+      </w:r>
+    </w:p>
+    <w:p>
+      <w:pPr>
+        <w:pBdr>
+          <w:bottom w:val="single" w:color="C0C0C0" w:sz="6"/>
+        </w:pBdr>
+        <w:spacing w:after="120" w:before="60"/>
+      </w:pPr>
+    </w:p>
+    <w:p>
+      <w:pPr>
+        <w:spacing w:after="80" w:line="240"/>
+      </w:pPr>
+      <w:r>
+        <w:rPr>
+          <w:rFonts w:ascii="Calibri" w:cs="Calibri" w:eastAsia="Calibri" w:hAnsi="Calibri"/>
+          <w:b/>
+          <w:bCs/>
+          <w:sz w:val="19"/>
+          <w:szCs w:val="19"/>
+        </w:rPr>
+        <w:t xml:space="preserve">Una credencial mal copiada en Jenkins.</w:t>
+      </w:r>
+      <w:r>
+        <w:rPr>
+          <w:rFonts w:ascii="Calibri" w:cs="Calibri" w:eastAsia="Calibri" w:hAnsi="Calibri"/>
+          <w:sz w:val="19"/>
+          <w:szCs w:val="19"/>
+        </w:rPr>
+        <w:t xml:space="preserve"> El build #3 falló porque la API se quedaba </w:t>
+      </w:r>
+      <w:r>
+        <w:rPr>
+          <w:rFonts w:ascii="Consolas" w:cs="Consolas" w:eastAsia="Consolas" w:hAnsi="Consolas"/>
+          <w:sz w:val="16"/>
+          <w:szCs w:val="16"/>
+        </w:rPr>
+        <w:t xml:space="preserve">unhealthy</w:t>
+      </w:r>
+      <w:r>
+        <w:rPr>
+          <w:rFonts w:ascii="Calibri" w:cs="Calibri" w:eastAsia="Calibri" w:hAnsi="Calibri"/>
+          <w:sz w:val="19"/>
+          <w:szCs w:val="19"/>
+        </w:rPr>
+        <w:t xml:space="preserve">: el log de la API decía </w:t>
+      </w:r>
+      <w:r>
+        <w:rPr>
+          <w:rFonts w:ascii="Consolas" w:cs="Consolas" w:eastAsia="Consolas" w:hAnsi="Consolas"/>
+          <w:sz w:val="16"/>
+          <w:szCs w:val="16"/>
+        </w:rPr>
+        <w:t xml:space="preserve">OperationFailure</w:t>
+      </w:r>
+      <w:r>
+        <w:rPr>
+          <w:rFonts w:ascii="Calibri" w:cs="Calibri" w:eastAsia="Calibri" w:hAnsi="Calibri"/>
+          <w:sz w:val="19"/>
+          <w:szCs w:val="19"/>
+        </w:rPr>
+        <w:t xml:space="preserve">, que es un fallo de autenticación. La credencial </w:t>
+      </w:r>
+      <w:r>
+        <w:rPr>
+          <w:rFonts w:ascii="Consolas" w:cs="Consolas" w:eastAsia="Consolas" w:hAnsi="Consolas"/>
+          <w:sz w:val="16"/>
+          <w:szCs w:val="16"/>
+        </w:rPr>
+        <w:t xml:space="preserve">mongo-root-password</w:t>
+      </w:r>
+      <w:r>
+        <w:rPr>
+          <w:rFonts w:ascii="Calibri" w:cs="Calibri" w:eastAsia="Calibri" w:hAnsi="Calibri"/>
+          <w:sz w:val="19"/>
+          <w:szCs w:val="19"/>
+        </w:rPr>
+        <w:t xml:space="preserve"> tenía 20 caracteres y la contraseña real 24. Copiarla con </w:t>
+      </w:r>
+      <w:r>
+        <w:rPr>
+          <w:rFonts w:ascii="Consolas" w:cs="Consolas" w:eastAsia="Consolas" w:hAnsi="Consolas"/>
+          <w:sz w:val="16"/>
+          <w:szCs w:val="16"/>
+        </w:rPr>
+        <w:t xml:space="preserve">Set-Clipboard</w:t>
+      </w:r>
+      <w:r>
+        <w:rPr>
+          <w:rFonts w:ascii="Calibri" w:cs="Calibri" w:eastAsia="Calibri" w:hAnsi="Calibri"/>
+          <w:sz w:val="19"/>
+          <w:szCs w:val="19"/>
+        </w:rPr>
+        <w:t xml:space="preserve"> de PowerShell, en lugar de seleccionarla a mano, evita el problema.</w:t>
+      </w:r>
+    </w:p>
+    <w:p>
+      <w:pPr>
+        <w:spacing w:after="80" w:line="240"/>
+      </w:pPr>
+      <w:r>
+        <w:rPr>
+          <w:rFonts w:ascii="Calibri" w:cs="Calibri" w:eastAsia="Calibri" w:hAnsi="Calibri"/>
+          <w:b/>
+          <w:bCs/>
+          <w:sz w:val="19"/>
+          <w:szCs w:val="19"/>
+        </w:rPr>
+        <w:t xml:space="preserve">Interpretar el Stage View de Jenkins.</w:t>
+      </w:r>
+      <w:r>
+        <w:rPr>
+          <w:rFonts w:ascii="Calibri" w:cs="Calibri" w:eastAsia="Calibri" w:hAnsi="Calibri"/>
+          <w:sz w:val="19"/>
+          <w:szCs w:val="19"/>
+        </w:rPr>
+        <w:t xml:space="preserve"> Cuando una etapa falla, Jenkins pinta como «failed» todas las siguientes, con tiempos de milisegundos, aunque no se ejecutaron. El fallo real es la </w:t>
+      </w:r>
+      <w:r>
+        <w:rPr>
+          <w:rFonts w:ascii="Calibri" w:cs="Calibri" w:eastAsia="Calibri" w:hAnsi="Calibri"/>
+          <w:b/>
+          <w:bCs/>
+          <w:sz w:val="19"/>
+          <w:szCs w:val="19"/>
+        </w:rPr>
+        <w:t xml:space="preserve">primera</w:t>
+      </w:r>
+      <w:r>
+        <w:rPr>
+          <w:rFonts w:ascii="Calibri" w:cs="Calibri" w:eastAsia="Calibri" w:hAnsi="Calibri"/>
+          <w:sz w:val="19"/>
+          <w:szCs w:val="19"/>
+        </w:rPr>
+        <w:t xml:space="preserve"> etapa roja con un tiempo largo.</w:t>
       </w:r>
     </w:p>
     <w:p>
@@ -5909,9 +7157,9 @@
         </w:tblBorders>
       </w:tblPr>
       <w:tblGrid>
-        <w:gridCol w:w="3229"/>
-        <w:gridCol w:w="1076"/>
-        <w:gridCol w:w="5919"/>
+        <w:gridCol w:w="3494"/>
+        <w:gridCol w:w="1035"/>
+        <w:gridCol w:w="5695"/>
       </w:tblGrid>
       <w:tr>
         <w:trPr>
@@ -5919,7 +7167,7 @@
         </w:trPr>
         <w:tc>
           <w:tcPr>
-            <w:tcW w:type="dxa" w:w="3229"/>
+            <w:tcW w:type="dxa" w:w="3494"/>
             <w:shd w:fill="EDEDED" w:color="auto" w:val="clear"/>
             <w:tcMar>
               <w:top w:type="dxa" w:w="40"/>
@@ -5947,7 +7195,7 @@
         </w:tc>
         <w:tc>
           <w:tcPr>
-            <w:tcW w:type="dxa" w:w="1076"/>
+            <w:tcW w:type="dxa" w:w="1035"/>
             <w:shd w:fill="EDEDED" w:color="auto" w:val="clear"/>
             <w:tcMar>
               <w:top w:type="dxa" w:w="40"/>
@@ -5975,7 +7223,7 @@
         </w:tc>
         <w:tc>
           <w:tcPr>
-            <w:tcW w:type="dxa" w:w="5919"/>
+            <w:tcW w:type="dxa" w:w="5695"/>
             <w:shd w:fill="EDEDED" w:color="auto" w:val="clear"/>
             <w:tcMar>
               <w:top w:type="dxa" w:w="40"/>
@@ -6005,7 +7253,7 @@
       <w:tr>
         <w:tc>
           <w:tcPr>
-            <w:tcW w:type="dxa" w:w="3229"/>
+            <w:tcW w:type="dxa" w:w="3494"/>
             <w:tcMar>
               <w:top w:type="dxa" w:w="40"/>
               <w:left w:type="dxa" w:w="90"/>
@@ -6030,7 +7278,7 @@
         </w:tc>
         <w:tc>
           <w:tcPr>
-            <w:tcW w:type="dxa" w:w="1076"/>
+            <w:tcW w:type="dxa" w:w="1035"/>
             <w:tcMar>
               <w:top w:type="dxa" w:w="40"/>
               <w:left w:type="dxa" w:w="90"/>
@@ -6055,7 +7303,7 @@
         </w:tc>
         <w:tc>
           <w:tcPr>
-            <w:tcW w:type="dxa" w:w="5919"/>
+            <w:tcW w:type="dxa" w:w="5695"/>
             <w:tcMar>
               <w:top w:type="dxa" w:w="40"/>
               <w:left w:type="dxa" w:w="90"/>
@@ -6082,7 +7330,7 @@
       <w:tr>
         <w:tc>
           <w:tcPr>
-            <w:tcW w:type="dxa" w:w="3229"/>
+            <w:tcW w:type="dxa" w:w="3494"/>
             <w:tcMar>
               <w:top w:type="dxa" w:w="40"/>
               <w:left w:type="dxa" w:w="90"/>
@@ -6107,7 +7355,7 @@
         </w:tc>
         <w:tc>
           <w:tcPr>
-            <w:tcW w:type="dxa" w:w="1076"/>
+            <w:tcW w:type="dxa" w:w="1035"/>
             <w:tcMar>
               <w:top w:type="dxa" w:w="40"/>
               <w:left w:type="dxa" w:w="90"/>
@@ -6132,7 +7380,7 @@
         </w:tc>
         <w:tc>
           <w:tcPr>
-            <w:tcW w:type="dxa" w:w="5919"/>
+            <w:tcW w:type="dxa" w:w="5695"/>
             <w:tcMar>
               <w:top w:type="dxa" w:w="40"/>
               <w:left w:type="dxa" w:w="90"/>
@@ -6159,7 +7407,7 @@
       <w:tr>
         <w:tc>
           <w:tcPr>
-            <w:tcW w:type="dxa" w:w="3229"/>
+            <w:tcW w:type="dxa" w:w="3494"/>
             <w:tcMar>
               <w:top w:type="dxa" w:w="40"/>
               <w:left w:type="dxa" w:w="90"/>
@@ -6184,7 +7432,7 @@
         </w:tc>
         <w:tc>
           <w:tcPr>
-            <w:tcW w:type="dxa" w:w="1076"/>
+            <w:tcW w:type="dxa" w:w="1035"/>
             <w:tcMar>
               <w:top w:type="dxa" w:w="40"/>
               <w:left w:type="dxa" w:w="90"/>
@@ -6209,7 +7457,7 @@
         </w:tc>
         <w:tc>
           <w:tcPr>
-            <w:tcW w:type="dxa" w:w="5919"/>
+            <w:tcW w:type="dxa" w:w="5695"/>
             <w:tcMar>
               <w:top w:type="dxa" w:w="40"/>
               <w:left w:type="dxa" w:w="90"/>
@@ -6236,7 +7484,7 @@
       <w:tr>
         <w:tc>
           <w:tcPr>
-            <w:tcW w:type="dxa" w:w="3229"/>
+            <w:tcW w:type="dxa" w:w="3494"/>
             <w:tcMar>
               <w:top w:type="dxa" w:w="40"/>
               <w:left w:type="dxa" w:w="90"/>
@@ -6261,7 +7509,7 @@
         </w:tc>
         <w:tc>
           <w:tcPr>
-            <w:tcW w:type="dxa" w:w="1076"/>
+            <w:tcW w:type="dxa" w:w="1035"/>
             <w:tcMar>
               <w:top w:type="dxa" w:w="40"/>
               <w:left w:type="dxa" w:w="90"/>
@@ -6286,7 +7534,7 @@
         </w:tc>
         <w:tc>
           <w:tcPr>
-            <w:tcW w:type="dxa" w:w="5919"/>
+            <w:tcW w:type="dxa" w:w="5695"/>
             <w:tcMar>
               <w:top w:type="dxa" w:w="40"/>
               <w:left w:type="dxa" w:w="90"/>
@@ -6313,7 +7561,7 @@
       <w:tr>
         <w:tc>
           <w:tcPr>
-            <w:tcW w:type="dxa" w:w="3229"/>
+            <w:tcW w:type="dxa" w:w="3494"/>
             <w:tcMar>
               <w:top w:type="dxa" w:w="40"/>
               <w:left w:type="dxa" w:w="90"/>
@@ -6338,7 +7586,7 @@
         </w:tc>
         <w:tc>
           <w:tcPr>
-            <w:tcW w:type="dxa" w:w="1076"/>
+            <w:tcW w:type="dxa" w:w="1035"/>
             <w:tcMar>
               <w:top w:type="dxa" w:w="40"/>
               <w:left w:type="dxa" w:w="90"/>
@@ -6363,7 +7611,7 @@
         </w:tc>
         <w:tc>
           <w:tcPr>
-            <w:tcW w:type="dxa" w:w="5919"/>
+            <w:tcW w:type="dxa" w:w="5695"/>
             <w:tcMar>
               <w:top w:type="dxa" w:w="40"/>
               <w:left w:type="dxa" w:w="90"/>
@@ -6387,6 +7635,83 @@
           </w:p>
         </w:tc>
       </w:tr>
+      <w:tr>
+        <w:tc>
+          <w:tcPr>
+            <w:tcW w:type="dxa" w:w="3494"/>
+            <w:tcMar>
+              <w:top w:type="dxa" w:w="40"/>
+              <w:left w:type="dxa" w:w="90"/>
+              <w:bottom w:type="dxa" w:w="40"/>
+              <w:right w:type="dxa" w:w="90"/>
+            </w:tcMar>
+          </w:tcPr>
+          <w:p>
+            <w:pPr>
+              <w:spacing w:after="0" w:line="220"/>
+              <w:jc w:val="left"/>
+            </w:pPr>
+            <w:r>
+              <w:rPr>
+                <w:rFonts w:ascii="Calibri" w:cs="Calibri" w:eastAsia="Calibri" w:hAnsi="Calibri"/>
+                <w:sz w:val="17"/>
+                <w:szCs w:val="17"/>
+              </w:rPr>
+              <w:t xml:space="preserve">Puesta en marcha de Jenkins</w:t>
+            </w:r>
+          </w:p>
+        </w:tc>
+        <w:tc>
+          <w:tcPr>
+            <w:tcW w:type="dxa" w:w="1035"/>
+            <w:tcMar>
+              <w:top w:type="dxa" w:w="40"/>
+              <w:left w:type="dxa" w:w="90"/>
+              <w:bottom w:type="dxa" w:w="40"/>
+              <w:right w:type="dxa" w:w="90"/>
+            </w:tcMar>
+          </w:tcPr>
+          <w:p>
+            <w:pPr>
+              <w:spacing w:after="0" w:line="220"/>
+              <w:jc w:val="center"/>
+            </w:pPr>
+            <w:r>
+              <w:rPr>
+                <w:rFonts w:ascii="Calibri" w:cs="Calibri" w:eastAsia="Calibri" w:hAnsi="Calibri"/>
+                <w:sz w:val="17"/>
+                <w:szCs w:val="17"/>
+              </w:rPr>
+              <w:t xml:space="preserve">6</w:t>
+            </w:r>
+          </w:p>
+        </w:tc>
+        <w:tc>
+          <w:tcPr>
+            <w:tcW w:type="dxa" w:w="5695"/>
+            <w:tcMar>
+              <w:top w:type="dxa" w:w="40"/>
+              <w:left w:type="dxa" w:w="90"/>
+              <w:bottom w:type="dxa" w:w="40"/>
+              <w:right w:type="dxa" w:w="90"/>
+            </w:tcMar>
+          </w:tcPr>
+          <w:p>
+            <w:pPr>
+              <w:spacing w:after="0" w:line="220"/>
+              <w:jc w:val="left"/>
+            </w:pPr>
+            <w:r>
+              <w:rPr>
+                <w:rFonts w:ascii="Calibri" w:cs="Calibri" w:eastAsia="Calibri" w:hAnsi="Calibri"/>
+                <w:sz w:val="17"/>
+                <w:szCs w:val="17"/>
+              </w:rPr>
+              <w:t xml:space="preserve">comportamientos de Jenkins que no avisan</w:t>
+            </w:r>
+          </w:p>
+        </w:tc>
+      </w:tr>
     </w:tbl>
     <w:p>
       <w:pPr>
@@ -6413,7 +7738,7 @@
           <w:sz w:val="19"/>
           <w:szCs w:val="19"/>
         </w:rPr>
-        <w:t xml:space="preserve"> Trece de los veintiún defectos daban un mensaje de error que </w:t>
+        <w:t xml:space="preserve"> Diecisiete de los veintisiete defectos daban un mensaje de error que </w:t>
       </w:r>
       <w:r>
         <w:rPr>
@@ -6559,7 +7884,7 @@
           <w:sz w:val="19"/>
           <w:szCs w:val="19"/>
         </w:rPr>
-        <w:t xml:space="preserve"> con el linter en verde.</w:t>
+        <w:t xml:space="preserve"> con el linter en verde; un log de Jenkins que anunciaba un perfil de memoria que no se estaba aplicando.</w:t>
       </w:r>
     </w:p>
     <w:p>
@@ -6918,6 +8243,21 @@
   <w:style w:type="paragraph" w:styleId="Normal" w:default="1">
     <w:name w:val="Normal"/>
     <w:qFormat/>
+  </w:style>
+  <w:style w:type="table" w:styleId="TableNormal" w:default="true">
+    <w:name w:val="Normal Table"/>
+    <w:uiPriority w:val="99"/>
+    <w:semiHidden/>
+    <w:unhideWhenUsed/>
+    <w:tblPr>
+      <w:tblInd w:type="dxa" w:w="0"/>
+      <w:tblCellMar>
+        <w:top w:type="dxa" w:w="0"/>
+        <w:left w:type="dxa" w:w="108"/>
+        <w:bottom w:type="dxa" w:w="0"/>
+        <w:right w:type="dxa" w:w="108"/>
+      </w:tblCellMar>
+    </w:tblPr>
   </w:style>
   <w:style w:type="paragraph" w:styleId="Title">
     <w:name w:val="Title"/>
